--- a/lessons/4-5/downloads/reveal/teacher/4.5-prerequisite-practice-answer-key.docx
+++ b/lessons/4-5/downloads/reveal/teacher/4.5-prerequisite-practice-answer-key.docx
@@ -93,6 +93,7 @@
                 <w:tab w:val="right" w:pos="9504"/>
               </w:tabs>
               <w:spacing w:before="90" w:after="50" w:line="240" w:lineRule="auto"/>
+              <w:outlineLvl w:val="1"/>
             </w:pPr>
             <w:r>
               <w:rPr>
@@ -410,6 +411,7 @@
                 <w:tab w:val="right" w:pos="9504"/>
               </w:tabs>
               <w:spacing w:before="90" w:after="50" w:line="240" w:lineRule="auto"/>
+              <w:outlineLvl w:val="1"/>
             </w:pPr>
             <w:r>
               <w:rPr>
@@ -476,7 +478,7 @@
                 <w:sz w:val="17"/>
                 <w:szCs w:val="17"/>
               </w:rPr>
-              <w:t xml:space="preserve">Step 1: 1   Step 2: 3, 3   Step 3: 30, 30</w:t>
+              <w:t xml:space="preserve">Step 1: 1   Step 2: 3, 3   Step 3: 3, 30, 30</w:t>
             </w:r>
           </w:p>
           <w:p>
@@ -513,7 +515,7 @@
                 <w:sz w:val="17"/>
                 <w:szCs w:val="17"/>
               </w:rPr>
-              <w:t xml:space="preserve">Step 1: 1   Step 2: 4   Step 3: 32</w:t>
+              <w:t xml:space="preserve">Step 1: 10   Step 2: 5   Step 3: 5, 50</w:t>
             </w:r>
           </w:p>
           <w:p>
@@ -761,6 +763,7 @@
                 <w:tab w:val="right" w:pos="9504"/>
               </w:tabs>
               <w:spacing w:before="90" w:after="50" w:line="240" w:lineRule="auto"/>
+              <w:outlineLvl w:val="1"/>
             </w:pPr>
             <w:r>
               <w:rPr>
@@ -938,7 +941,7 @@
                 <w:sz w:val="17"/>
                 <w:szCs w:val="17"/>
               </w:rPr>
-              <w:t xml:space="preserve">Step 1: 1   Step 2: 15, 4   Step 3: 45, 3, 13</w:t>
+              <w:t xml:space="preserve">Step 1: 1   Step 2: 1, 15, 15, 4   Step 3: 45, 3, 13</w:t>
             </w:r>
           </w:p>
           <w:p>
@@ -975,7 +978,7 @@
                 <w:sz w:val="17"/>
                 <w:szCs w:val="17"/>
               </w:rPr>
-              <w:t xml:space="preserve">Step 1: 2   Step 2: 70, 21   Step 3: 210, 6, 26</w:t>
+              <w:t xml:space="preserve">Step 1: 2   Step 2: 2, 70, 70, 21   Step 3: 210, 6, 26</w:t>
             </w:r>
           </w:p>
           <w:p>
@@ -1012,7 +1015,7 @@
                 <w:sz w:val="17"/>
                 <w:szCs w:val="17"/>
               </w:rPr>
-              <w:t xml:space="preserve">a. 14  b. 15  c. 26  d. 26  e. 480  f. 30</w:t>
+              <w:t xml:space="preserve">a. 14  b. 15  c. 26  d. 26  e. 42  f. 27</w:t>
             </w:r>
           </w:p>
           <w:p>
@@ -1059,7 +1062,7 @@
                 <w:sz w:val="17"/>
                 <w:szCs w:val="17"/>
               </w:rPr>
-              <w:t xml:space="preserve">  (480)</w:t>
+              <w:t xml:space="preserve">  (380)</w:t>
             </w:r>
           </w:p>
         </w:tc>
@@ -1078,6 +1081,7 @@
                 <w:tab w:val="right" w:pos="9504"/>
               </w:tabs>
               <w:spacing w:before="90" w:after="50" w:line="240" w:lineRule="auto"/>
+              <w:outlineLvl w:val="1"/>
             </w:pPr>
             <w:r>
               <w:rPr>
@@ -1144,7 +1148,7 @@
                 <w:sz w:val="17"/>
                 <w:szCs w:val="17"/>
               </w:rPr>
-              <w:t xml:space="preserve">Step 1: 1, 7   Step 2: 630   Step 3: 90</w:t>
+              <w:t xml:space="preserve">Step 1: 1, 7   Step 2: 630   Step 3: 630, 7, 90</w:t>
             </w:r>
           </w:p>
           <w:p>
@@ -1181,7 +1185,7 @@
                 <w:sz w:val="17"/>
                 <w:szCs w:val="17"/>
               </w:rPr>
-              <w:t xml:space="preserve">Step 1: 2, 12   Step 2: 4,800   Step 3: 400</w:t>
+              <w:t xml:space="preserve">Step 1: 2, 12   Step 2: 4,800   Step 3: 4,800, 12, 400</w:t>
             </w:r>
           </w:p>
           <w:p>
@@ -1218,7 +1222,7 @@
                 <w:sz w:val="17"/>
                 <w:szCs w:val="17"/>
               </w:rPr>
-              <w:t xml:space="preserve">a. 80  b. 60  c. 76  d. 68  e. 70  f. 65</w:t>
+              <w:t xml:space="preserve">a. 60  b. 40  c. 84  d. 74  e. 90  f. 85</w:t>
             </w:r>
           </w:p>
           <w:p>
@@ -1255,7 +1259,7 @@
                 <w:sz w:val="17"/>
                 <w:szCs w:val="17"/>
               </w:rPr>
-              <w:t xml:space="preserve">Step 1: 6   Step 2: 6   Step 3: 60, 60</w:t>
+              <w:t xml:space="preserve">Step 1: 6   Step 2: 6, 6   Step 3: 6, 60, 60</w:t>
             </w:r>
           </w:p>
           <w:p>
@@ -1292,7 +1296,7 @@
                 <w:sz w:val="17"/>
                 <w:szCs w:val="17"/>
               </w:rPr>
-              <w:t xml:space="preserve">Step 1: 7   Step 2: 5   Step 3: 50, 50</w:t>
+              <w:t xml:space="preserve">Step 1: 7   Step 2: 7, 5   Step 3: 5, 50, 50</w:t>
             </w:r>
           </w:p>
           <w:p>
@@ -1376,7 +1380,7 @@
                 <w:sz w:val="17"/>
                 <w:szCs w:val="17"/>
               </w:rPr>
-              <w:t xml:space="preserve">  ($90)</w:t>
+              <w:t xml:space="preserve">  ($80)</w:t>
             </w:r>
           </w:p>
         </w:tc>
